--- a/Documents/Use_Case_Flow_Document_ESIMS.docx
+++ b/Documents/Use_Case_Flow_Document_ESIMS.docx
@@ -344,7 +344,7 @@
                 <w:b w:val="0"/>
                 <w:bCs w:val="0"/>
               </w:rPr>
-              <w:t xml:space="preserve">Manages products, categories, variants, stock, suppliers, and purchase orders; views stock and generates/exports reports.</w:t>
+              <w:t xml:space="preserve">Manages products, categories, variants, stock, suppliers, and purchase orders; records sales and processes returns; views stock and generates/exports reports.</w:t>
             </w:r>
             <w:r/>
           </w:p>
@@ -2121,7 +2121,7 @@
                 <w:b w:val="0"/>
                 <w:bCs w:val="0"/>
               </w:rPr>
-              <w:t xml:space="preserve">Cashier</w:t>
+              <w:t xml:space="preserve">Cashier, Manager</w:t>
             </w:r>
             <w:r/>
           </w:p>
@@ -2238,7 +2238,7 @@
                 <w:b w:val="0"/>
                 <w:bCs w:val="0"/>
               </w:rPr>
-              <w:t xml:space="preserve">Cashier</w:t>
+              <w:t xml:space="preserve">Cashier, Manager</w:t>
             </w:r>
             <w:r/>
           </w:p>
@@ -2823,7 +2823,7 @@
                 <w:b w:val="0"/>
                 <w:bCs w:val="0"/>
               </w:rPr>
-              <w:t xml:space="preserve">Manager, Staff, Cashier</w:t>
+              <w:t xml:space="preserve">Admin, Manager, Staff</w:t>
             </w:r>
             <w:r/>
           </w:p>
@@ -2945,6 +2945,23 @@
       </w:pPr>
       <w:r>
         <w:t xml:space="preserve">Record Sale includes Update Stock Levels (UC-13 includes UC-09).</w:t>
+      </w:r>
+      <w:r/>
+    </w:p>
+    <w:p>
+      <w:pPr>
+        <w:pStyle w:val="716"/>
+        <w:numPr>
+          <w:ilvl w:val="0"/>
+          <w:numId w:val="2"/>
+        </w:numPr>
+        <w:pBdr/>
+        <w:spacing w:after="60"/>
+        <w:ind/>
+        <w:rPr/>
+      </w:pPr>
+      <w:r>
+        <w:t xml:space="preserve">Record Sale includes Generate Invoice / Receipt (UC-13 includes UC-15).</w:t>
       </w:r>
       <w:r/>
     </w:p>
@@ -6365,7 +6382,7 @@
               <w:rPr/>
             </w:pPr>
             <w:r>
-              <w:t xml:space="preserve">4. Manager submits the purchase order.</w:t>
+              <w:t xml:space="preserve">4. Manager saves the purchase order as 'Draft' (editable until submitted) and then submits it.</w:t>
             </w:r>
             <w:r/>
           </w:p>
@@ -6377,7 +6394,7 @@
               <w:rPr/>
             </w:pPr>
             <w:r>
-              <w:t xml:space="preserve">5. System saves the PO with status 'Open' and notifies the supplier/relevant staff.</w:t>
+              <w:t xml:space="preserve">5. System sets the PO status to 'Submitted' and raises an on-site PO status notification (UC-19) for the Manager who created it.</w:t>
             </w:r>
             <w:r/>
           </w:p>
@@ -6894,7 +6911,7 @@
               <w:rPr/>
             </w:pPr>
             <w:r>
-              <w:t xml:space="preserve">Cashier</w:t>
+              <w:t xml:space="preserve">Cashier, Manager</w:t>
             </w:r>
             <w:r/>
           </w:p>
@@ -7211,7 +7228,7 @@
               <w:rPr/>
             </w:pPr>
             <w:r>
-              <w:t xml:space="preserve">Cashier</w:t>
+              <w:t xml:space="preserve">Cashier, Manager</w:t>
             </w:r>
             <w:r/>
           </w:p>
@@ -7292,7 +7309,7 @@
               <w:rPr/>
             </w:pPr>
             <w:r>
-              <w:t xml:space="preserve">3. System validates the return is eligible (e.g. within policy).</w:t>
+              <w:t xml:space="preserve">3. System validates the return is eligible: the sale must be no more than 30 days old (see SRS A-1).</w:t>
             </w:r>
             <w:r/>
           </w:p>
@@ -7373,7 +7390,7 @@
               <w:rPr/>
             </w:pPr>
             <w:r>
-              <w:t xml:space="preserve">3a. At step 3, item is not eligible for return (e.g. damaged, policy expired): system records the return as non-restockable. Skip step 4 (no stock update) and continue to step 5.</w:t>
+              <w:t xml:space="preserve">3a. At step 3, the item is damaged or defective: system records the return as non-restockable (not added to sellable stock). Skip step 4 (no stock update) and continue to step 5. 3b. At step 3, the sale is more than 30 days old: system requires Manager approval, which is logged. If approved, continue with step 4; if refused, the use case ends with no return.</w:t>
             </w:r>
             <w:r/>
           </w:p>
@@ -7609,7 +7626,7 @@
               <w:rPr/>
             </w:pPr>
             <w:r>
-              <w:t xml:space="preserve">3. System retains the record per applicable regulations (NFR-16).</w:t>
+              <w:t xml:space="preserve">3. System retains the record for at least 8 years from the transaction date and prevents deletion within that period (NFR-16, SRS A-2).</w:t>
             </w:r>
             <w:r/>
           </w:p>
@@ -8700,7 +8717,7 @@
               <w:rPr/>
             </w:pPr>
             <w:r>
-              <w:t xml:space="preserve">Manager, Staff, Cashier</w:t>
+              <w:t xml:space="preserve">Admin, Manager, Staff</w:t>
             </w:r>
             <w:r/>
           </w:p>

--- a/Documents/Use_Case_Flow_Document_ESIMS.docx
+++ b/Documents/Use_Case_Flow_Document_ESIMS.docx
@@ -82,7 +82,7 @@
           <w:sz w:val="22"/>
           <w:szCs w:val="22"/>
         </w:rPr>
-        <w:t xml:space="preserve">Date: September 9, 2026</w:t>
+        <w:t>Date: October 19, 2026</w:t>
       </w:r>
       <w:r/>
       <w:r>
@@ -403,7 +403,7 @@
                 <w:b w:val="0"/>
                 <w:bCs w:val="0"/>
               </w:rPr>
-              <w:t xml:space="preserve">Views stock levels, performs manual stock adjustments, and receives purchase orders (goods-in).</w:t>
+              <w:t>Views stock levels, performs manual stock adjustments and stock transfers, and receives purchase orders (goods-in).</w:t>
             </w:r>
             <w:r/>
           </w:p>
@@ -2859,6 +2859,119 @@
           </w:p>
         </w:tc>
       </w:tr>
+      <w:tr>
+        <w:trPr/>
+        <w:tc>
+          <w:tcPr>
+            <w:tcBorders/>
+            <w:tcMar>
+              <w:left w:w="100" w:type="dxa"/>
+              <w:top w:w="80" w:type="dxa"/>
+              <w:right w:w="100" w:type="dxa"/>
+              <w:bottom w:w="80" w:type="dxa"/>
+            </w:tcMar>
+            <w:tcW w:w="900" w:type="dxa"/>
+          </w:tcPr>
+          <w:p>
+            <w:pPr>
+              <w:pBdr/>
+              <w:spacing/>
+              <w:ind/>
+              <w:rPr/>
+            </w:pPr>
+            <w:r>
+              <w:rPr>
+                <w:b w:val="0"/>
+                <w:bCs w:val="0"/>
+              </w:rPr>
+              <w:t>UC-20</w:t>
+            </w:r>
+          </w:p>
+        </w:tc>
+        <w:tc>
+          <w:tcPr>
+            <w:tcBorders/>
+            <w:tcMar>
+              <w:left w:w="100" w:type="dxa"/>
+              <w:top w:w="80" w:type="dxa"/>
+              <w:right w:w="100" w:type="dxa"/>
+              <w:bottom w:w="80" w:type="dxa"/>
+            </w:tcMar>
+            <w:tcW w:w="3000" w:type="dxa"/>
+          </w:tcPr>
+          <w:p>
+            <w:pPr>
+              <w:pBdr/>
+              <w:spacing/>
+              <w:ind/>
+              <w:rPr/>
+            </w:pPr>
+            <w:r>
+              <w:rPr>
+                <w:b w:val="0"/>
+                <w:bCs w:val="0"/>
+              </w:rPr>
+              <w:t>Transfer Stock</w:t>
+            </w:r>
+          </w:p>
+        </w:tc>
+        <w:tc>
+          <w:tcPr>
+            <w:tcBorders/>
+            <w:tcMar>
+              <w:left w:w="100" w:type="dxa"/>
+              <w:top w:w="80" w:type="dxa"/>
+              <w:right w:w="100" w:type="dxa"/>
+              <w:bottom w:w="80" w:type="dxa"/>
+            </w:tcMar>
+            <w:tcW w:w="2760" w:type="dxa"/>
+          </w:tcPr>
+          <w:p>
+            <w:pPr>
+              <w:pBdr/>
+              <w:spacing/>
+              <w:ind/>
+              <w:rPr/>
+            </w:pPr>
+            <w:r>
+              <w:rPr>
+                <w:b w:val="0"/>
+                <w:bCs w:val="0"/>
+              </w:rPr>
+              <w:t>Manager, Staff</w:t>
+            </w:r>
+          </w:p>
+        </w:tc>
+        <w:tc>
+          <w:tcPr>
+            <w:tcBorders/>
+            <w:tcMar>
+              <w:left w:w="100" w:type="dxa"/>
+              <w:top w:w="80" w:type="dxa"/>
+              <w:right w:w="100" w:type="dxa"/>
+              <w:bottom w:w="80" w:type="dxa"/>
+            </w:tcMar>
+            <w:tcW w:w="2700" w:type="dxa"/>
+          </w:tcPr>
+          <w:p>
+            <w:pPr>
+              <w:pBdr/>
+              <w:spacing/>
+              <w:ind/>
+              <w:rPr/>
+            </w:pPr>
+            <w:r>
+              <w:rPr>
+                <w:b w:val="0"/>
+                <w:bCs w:val="0"/>
+                <w:sz w:val="19"/>
+                <w:szCs w:val="19"/>
+              </w:rPr>
+              <w:t>FR-2.2, FR-2.1</w:t>
+            </w:r>
+          </w:p>
+        </w:tc>
+      </w:tr>
     </w:tbl>
     <w:p>
       <w:pPr>
@@ -2998,6 +3111,22 @@
         <w:t xml:space="preserve">Process Return includes Generate Invoice / Receipt (UC-14 includes UC-15).</w:t>
       </w:r>
       <w:r/>
+    </w:p>
+    <w:p>
+      <w:pPr>
+        <w:pStyle w:val="716"/>
+        <w:numPr>
+          <w:ilvl w:val="0"/>
+          <w:numId w:val="2"/>
+        </w:numPr>
+        <w:pBdr/>
+        <w:spacing w:after="60"/>
+        <w:ind/>
+        <w:rPr/>
+      </w:pPr>
+      <w:r>
+        <w:t>Transfer Stock includes Update Stock Levels (UC-20 includes UC-09).</w:t>
+      </w:r>
     </w:p>
     <w:p>
       <w:pPr>
@@ -3260,7 +3389,7 @@
               <w:rPr/>
             </w:pPr>
             <w:r>
-              <w:t xml:space="preserve">3. System validates credentials against stored (encrypted) account data.</w:t>
+              <w:t>3. System validates credentials against stored (hashed) account data.</w:t>
             </w:r>
             <w:r/>
           </w:p>
@@ -3353,7 +3482,7 @@
               <w:rPr/>
             </w:pPr>
             <w:r>
-              <w:t xml:space="preserve">3a. At step 3, credentials are invalid: system displays an error message and logs the failed attempt. Return to step 2.</w:t>
+              <w:t>3a. At step 3, credentials are invalid: system displays a generic error message and logs the failed attempt. After 5 consecutive failures the account is locked for 15 minutes (SRS A-12). Return to step 2.</w:t>
             </w:r>
             <w:r/>
           </w:p>
@@ -5162,7 +5291,7 @@
               <w:rPr/>
             </w:pPr>
             <w:r>
-              <w:t xml:space="preserve">3. System displays current on-hand quantities per product per location.</w:t>
+              <w:t>3. System displays current on-hand quantities per product per location. Staff see only their assigned location (SRS A-9).</w:t>
             </w:r>
             <w:r/>
           </w:p>
@@ -5455,7 +5584,7 @@
               <w:rPr/>
             </w:pPr>
             <w:r>
-              <w:t xml:space="preserve">3. System validates that a reason was provided and the resulting quantity is not invalid (e.g. negative on-hand where disallowed).</w:t>
+              <w:t>3. System validates that a reason was provided and that the adjustment would not make on-hand stock negative.</w:t>
             </w:r>
             <w:r/>
           </w:p>
@@ -5536,9 +5665,19 @@
               <w:rPr/>
             </w:pPr>
             <w:r>
-              <w:t xml:space="preserve">3a. At step 3, no reason was entered: system blocks submission until a reason is provided. Return to step 2.</w:t>
+              <w:t>3a. At step 3, no reason was entered: system blocks submission until a reason is provided. Return to step 2.</w:t>
             </w:r>
-            <w:r/>
+          </w:p>
+          <w:p>
+            <w:pPr>
+              <w:pBdr/>
+              <w:spacing w:after="60"/>
+              <w:ind/>
+              <w:rPr/>
+            </w:pPr>
+            <w:r>
+              <w:t>3b. At step 3, the adjustment would make on-hand stock negative: system rejects it and stock is unchanged. Return to step 2.</w:t>
+            </w:r>
           </w:p>
         </w:tc>
       </w:tr>
@@ -5634,7 +5773,7 @@
               <w:rPr/>
             </w:pPr>
             <w:r>
-              <w:t xml:space="preserve">Internal use case that atomically applies a stock quantity change to a product/location record. It is not initiated directly by an actor; it is always included by a triggering use case (Adjust Stock, Receive Purchase Order, Record Sale, Process Return).</w:t>
+              <w:t>Internal use case that atomically applies a stock quantity change to a product/location record. It is not initiated directly by an actor; it is always included by a triggering use case (Adjust Stock, Transfer Stock, Receive Purchase Order, Record Sale, Process Return).</w:t>
             </w:r>
             <w:r/>
           </w:p>
@@ -6394,7 +6533,7 @@
               <w:rPr/>
             </w:pPr>
             <w:r>
-              <w:t xml:space="preserve">5. System sets the PO status to 'Submitted' and raises an on-site PO status notification (UC-19) for the Manager who created it.</w:t>
+              <w:t>5. System sets the PO status to 'Submitted' and raises an on-site PO status notification (UC-19) for the Manager who created it and for Admin (SRS A-6).</w:t>
             </w:r>
             <w:r/>
           </w:p>
@@ -6756,7 +6895,7 @@
               <w:rPr/>
             </w:pPr>
             <w:r>
-              <w:t xml:space="preserve">2a. At step 2, received quantity exceeds ordered quantity: system flags a discrepancy warning before allowing confirmation. Return to step 2.</w:t>
+              <w:t>2a. At step 2, received quantity exceeds the outstanding ordered quantity: system rejects the entry with 'Received quantity exceeds outstanding order quantity' and nothing is received. Return to step 2.</w:t>
             </w:r>
             <w:r/>
           </w:p>
@@ -7390,9 +7529,19 @@
               <w:rPr/>
             </w:pPr>
             <w:r>
-              <w:t xml:space="preserve">3a. At step 3, the item is damaged or defective: system records the return as non-restockable (not added to sellable stock). Skip step 4 (no stock update) and continue to step 5. 3b. At step 3, the sale is more than 30 days old: system requires Manager approval, which is logged. If approved, continue with step 4; if refused, the use case ends with no return.</w:t>
+              <w:t>3a. At step 3, the item is damaged or defective: system records the return as non-restockable (not added to sellable stock). Skip step 4 (no stock update) and continue to step 5.</w:t>
             </w:r>
-            <w:r/>
+          </w:p>
+          <w:p>
+            <w:pPr>
+              <w:pBdr/>
+              <w:spacing w:after="60"/>
+              <w:ind/>
+              <w:rPr/>
+            </w:pPr>
+            <w:r>
+              <w:t>3b. At step 3, the sale is more than 30 days old: system requires Manager approval. A Manager signs in on the cashier's screen to approve (Manager override, SRS A-11), and the approver's identity is logged. If approved, continue with step 4; if refused, the use case ends with no return.</w:t>
+            </w:r>
           </w:p>
         </w:tc>
       </w:tr>
@@ -8855,9 +9004,317 @@
               <w:rPr/>
             </w:pPr>
             <w:r>
-              <w:t xml:space="preserve">1a. At step 1, multiple events occur together: system batches them into a single notification list. Continue to step 2.</w:t>
+              <w:t>1a. At step 1, multiple events occur together: system raises a separate notification for each event and shows them together in the notification list. Continue to step 2.</w:t>
             </w:r>
             <w:r/>
+          </w:p>
+        </w:tc>
+      </w:tr>
+    </w:tbl>
+    <w:p>
+      <w:pPr>
+        <w:pBdr/>
+        <w:spacing w:after="200"/>
+        <w:ind/>
+        <w:rPr/>
+      </w:pPr>
+      <w:r/>
+      <w:r/>
+    </w:p>
+    <w:p>
+      <w:pPr>
+        <w:pStyle w:val="725"/>
+        <w:pBdr/>
+        <w:spacing w:after="120" w:before="280"/>
+        <w:ind/>
+        <w:rPr/>
+      </w:pPr>
+      <w:r>
+        <w:t>UC-20  Transfer Stock</w:t>
+      </w:r>
+    </w:p>
+    <w:tbl>
+      <w:tblPr>
+        <w:tblW w:w="9360" w:type="dxa"/>
+        <w:tblBorders>
+          <w:top w:val="single" w:color="auto" w:sz="4" w:space="0"/>
+          <w:left w:val="single" w:color="auto" w:sz="4" w:space="0"/>
+          <w:bottom w:val="single" w:color="auto" w:sz="4" w:space="0"/>
+          <w:right w:val="single" w:color="auto" w:sz="4" w:space="0"/>
+          <w:insideH w:val="single" w:color="auto" w:sz="4" w:space="0"/>
+          <w:insideV w:val="single" w:color="auto" w:sz="4" w:space="0"/>
+        </w:tblBorders>
+        <w:tblLook w:val="04A0" w:firstRow="1" w:lastRow="0" w:firstColumn="1" w:lastColumn="0" w:noHBand="0" w:noVBand="1"/>
+      </w:tblPr>
+      <w:tblGrid>
+        <w:gridCol w:w="1700"/>
+        <w:gridCol w:w="7660"/>
+      </w:tblGrid>
+      <w:tr>
+        <w:trPr/>
+        <w:tc>
+          <w:tcPr>
+            <w:shd w:val="clear" w:color="auto" w:fill="dce6f1"/>
+            <w:tcBorders/>
+            <w:tcMar>
+              <w:left w:w="100" w:type="dxa"/>
+              <w:top w:w="100" w:type="dxa"/>
+              <w:right w:w="100" w:type="dxa"/>
+              <w:bottom w:w="100" w:type="dxa"/>
+            </w:tcMar>
+            <w:tcW w:w="1700" w:type="dxa"/>
+          </w:tcPr>
+          <w:p>
+            <w:pPr>
+              <w:pBdr/>
+              <w:spacing/>
+              <w:ind/>
+              <w:rPr/>
+            </w:pPr>
+            <w:r>
+              <w:rPr>
+                <w:b/>
+                <w:bCs/>
+                <w:color w:val="1f3864"/>
+              </w:rPr>
+              <w:t xml:space="preserve">Goal</w:t>
+            </w:r>
+            <w:r/>
+          </w:p>
+        </w:tc>
+        <w:tc>
+          <w:tcPr>
+            <w:tcBorders/>
+            <w:tcMar>
+              <w:left w:w="120" w:type="dxa"/>
+              <w:top w:w="100" w:type="dxa"/>
+              <w:right w:w="120" w:type="dxa"/>
+              <w:bottom w:w="100" w:type="dxa"/>
+            </w:tcMar>
+            <w:tcW w:w="7660" w:type="dxa"/>
+          </w:tcPr>
+          <w:p>
+            <w:pPr>
+              <w:pBdr/>
+              <w:spacing/>
+              <w:ind/>
+              <w:rPr/>
+            </w:pPr>
+            <w:r>
+              <w:t>Actor moves stock of a product (or variant) from one store/warehouse location to another, keeping both location balances correct.</w:t>
+            </w:r>
+          </w:p>
+        </w:tc>
+      </w:tr>
+      <w:tr>
+        <w:trPr/>
+        <w:tc>
+          <w:tcPr>
+            <w:shd w:val="clear" w:color="auto" w:fill="dce6f1"/>
+            <w:tcBorders/>
+            <w:tcMar>
+              <w:left w:w="100" w:type="dxa"/>
+              <w:top w:w="100" w:type="dxa"/>
+              <w:right w:w="100" w:type="dxa"/>
+              <w:bottom w:w="100" w:type="dxa"/>
+            </w:tcMar>
+            <w:tcW w:w="1700" w:type="dxa"/>
+          </w:tcPr>
+          <w:p>
+            <w:pPr>
+              <w:pBdr/>
+              <w:spacing/>
+              <w:ind/>
+              <w:rPr/>
+            </w:pPr>
+            <w:r>
+              <w:rPr>
+                <w:b/>
+                <w:bCs/>
+                <w:color w:val="1f3864"/>
+              </w:rPr>
+              <w:t xml:space="preserve">Actor</w:t>
+            </w:r>
+            <w:r/>
+          </w:p>
+        </w:tc>
+        <w:tc>
+          <w:tcPr>
+            <w:tcBorders/>
+            <w:tcMar>
+              <w:left w:w="120" w:type="dxa"/>
+              <w:top w:w="100" w:type="dxa"/>
+              <w:right w:w="120" w:type="dxa"/>
+              <w:bottom w:w="100" w:type="dxa"/>
+            </w:tcMar>
+            <w:tcW w:w="7660" w:type="dxa"/>
+          </w:tcPr>
+          <w:p>
+            <w:pPr>
+              <w:pBdr/>
+              <w:spacing/>
+              <w:ind/>
+              <w:rPr/>
+            </w:pPr>
+            <w:r>
+              <w:t>Manager, Staff</w:t>
+            </w:r>
+          </w:p>
+        </w:tc>
+      </w:tr>
+      <w:tr>
+        <w:trPr/>
+        <w:tc>
+          <w:tcPr>
+            <w:shd w:val="clear" w:color="auto" w:fill="dce6f1"/>
+            <w:tcBorders/>
+            <w:tcMar>
+              <w:left w:w="100" w:type="dxa"/>
+              <w:top w:w="100" w:type="dxa"/>
+              <w:right w:w="100" w:type="dxa"/>
+              <w:bottom w:w="100" w:type="dxa"/>
+            </w:tcMar>
+            <w:tcW w:w="1700" w:type="dxa"/>
+          </w:tcPr>
+          <w:p>
+            <w:pPr>
+              <w:pBdr/>
+              <w:spacing/>
+              <w:ind/>
+              <w:rPr/>
+            </w:pPr>
+            <w:r>
+              <w:rPr>
+                <w:b/>
+                <w:bCs/>
+                <w:color w:val="1f3864"/>
+              </w:rPr>
+              <w:t xml:space="preserve">Main Flow</w:t>
+            </w:r>
+            <w:r/>
+          </w:p>
+        </w:tc>
+        <w:tc>
+          <w:tcPr>
+            <w:tcBorders/>
+            <w:tcMar>
+              <w:left w:w="120" w:type="dxa"/>
+              <w:top w:w="100" w:type="dxa"/>
+              <w:right w:w="120" w:type="dxa"/>
+              <w:bottom w:w="100" w:type="dxa"/>
+            </w:tcMar>
+            <w:tcW w:w="7660" w:type="dxa"/>
+          </w:tcPr>
+          <w:p>
+            <w:pPr>
+              <w:pBdr/>
+              <w:spacing w:after="60"/>
+              <w:ind/>
+              <w:rPr/>
+            </w:pPr>
+            <w:r>
+              <w:t>1. Actor opens 'Transfer Stock' and selects the product or variant.</w:t>
+            </w:r>
+          </w:p>
+          <w:p>
+            <w:pPr>
+              <w:pBdr/>
+              <w:spacing w:after="60"/>
+              <w:ind/>
+              <w:rPr/>
+            </w:pPr>
+            <w:r>
+              <w:t>2. Actor selects the source and destination locations and enters the quantity. Staff can transfer only from their assigned location (SRS A-9).</w:t>
+            </w:r>
+          </w:p>
+          <w:p>
+            <w:pPr>
+              <w:pBdr/>
+              <w:spacing w:after="60"/>
+              <w:ind/>
+              <w:rPr/>
+            </w:pPr>
+            <w:r>
+              <w:t>3. System validates that the locations differ, the quantity is greater than zero, and it does not exceed the stock at the source.</w:t>
+            </w:r>
+          </w:p>
+          <w:p>
+            <w:pPr>
+              <w:pBdr/>
+              <w:spacing w:after="60"/>
+              <w:ind/>
+              <w:rPr/>
+            </w:pPr>
+            <w:r>
+              <w:t>4. System includes Update Stock Levels to deduct the quantity at the source and add it at the destination in one atomic transaction (see UC-09, SRS A-10).</w:t>
+            </w:r>
+          </w:p>
+          <w:p>
+            <w:pPr>
+              <w:pBdr/>
+              <w:spacing w:after="60"/>
+              <w:ind/>
+              <w:rPr/>
+            </w:pPr>
+            <w:r>
+              <w:t>5. System logs the transfer (actor, product, locations, quantity) to the audit trail.</w:t>
+            </w:r>
+          </w:p>
+        </w:tc>
+      </w:tr>
+      <w:tr>
+        <w:trPr/>
+        <w:tc>
+          <w:tcPr>
+            <w:shd w:val="clear" w:color="auto" w:fill="dce6f1"/>
+            <w:tcBorders/>
+            <w:tcMar>
+              <w:left w:w="100" w:type="dxa"/>
+              <w:top w:w="100" w:type="dxa"/>
+              <w:right w:w="100" w:type="dxa"/>
+              <w:bottom w:w="100" w:type="dxa"/>
+            </w:tcMar>
+            <w:tcW w:w="1700" w:type="dxa"/>
+          </w:tcPr>
+          <w:p>
+            <w:pPr>
+              <w:pBdr/>
+              <w:spacing/>
+              <w:ind/>
+              <w:rPr/>
+            </w:pPr>
+            <w:r>
+              <w:rPr>
+                <w:b/>
+                <w:bCs/>
+                <w:color w:val="1f3864"/>
+              </w:rPr>
+              <w:t xml:space="preserve">Alternate Flow</w:t>
+            </w:r>
+            <w:r/>
+          </w:p>
+        </w:tc>
+        <w:tc>
+          <w:tcPr>
+            <w:tcBorders/>
+            <w:tcMar>
+              <w:left w:w="120" w:type="dxa"/>
+              <w:top w:w="100" w:type="dxa"/>
+              <w:right w:w="120" w:type="dxa"/>
+              <w:bottom w:w="100" w:type="dxa"/>
+            </w:tcMar>
+            <w:tcW w:w="7660" w:type="dxa"/>
+          </w:tcPr>
+          <w:p>
+            <w:pPr>
+              <w:pBdr/>
+              <w:spacing w:after="60"/>
+              <w:ind/>
+              <w:rPr/>
+            </w:pPr>
+            <w:r>
+              <w:t>3a. At step 3, the quantity exceeds source stock, is not positive, or the source and destination are the same: system shows a validation error and nothing is transferred. Return to step 2.</w:t>
+            </w:r>
           </w:p>
         </w:tc>
       </w:tr>
